--- a/templates/Pillar4-Organizational_Readiness_Culture.docx
+++ b/templates/Pillar4-Organizational_Readiness_Culture.docx
@@ -23,12 +23,6 @@
         <w:gridCol w:w="9360"/>
       </w:tblGrid>
       <w:tr>
-        <w:tblPrEx>
-          <w:tblCellMar>
-            <w:top w:w="0" w:type="dxa"/>
-            <w:bottom w:w="0" w:type="dxa"/>
-          </w:tblCellMar>
-        </w:tblPrEx>
         <w:tc>
           <w:tcPr>
             <w:tcW w:w="9360" w:type="dxa"/>
@@ -137,12 +131,6 @@
         <w:gridCol w:w="9360"/>
       </w:tblGrid>
       <w:tr>
-        <w:tblPrEx>
-          <w:tblCellMar>
-            <w:top w:w="0" w:type="dxa"/>
-            <w:bottom w:w="0" w:type="dxa"/>
-          </w:tblCellMar>
-        </w:tblPrEx>
         <w:tc>
           <w:tcPr>
             <w:tcW w:w="9360" w:type="dxa"/>
@@ -170,7 +158,15 @@
                 <w:bCs/>
                 <w:color w:val="7030A0"/>
               </w:rPr>
-              <w:t>💡 Guidance</w:t>
+              <w:t>💡</w:t>
+            </w:r>
+            <w:r>
+              <w:rPr>
+                <w:b/>
+                <w:bCs/>
+                <w:color w:val="7030A0"/>
+              </w:rPr>
+              <w:t xml:space="preserve"> Guidance</w:t>
             </w:r>
           </w:p>
           <w:p>
@@ -182,29 +178,7 @@
                 <w:sz w:val="20"/>
                 <w:szCs w:val="20"/>
               </w:rPr>
-              <w:t xml:space="preserve">Visible leadership support is critical. </w:t>
-            </w:r>
-            <w:proofErr w:type="gramStart"/>
-            <w:r>
-              <w:rPr>
-                <w:i/>
-                <w:iCs/>
-                <w:color w:val="444444"/>
-                <w:sz w:val="20"/>
-                <w:szCs w:val="20"/>
-              </w:rPr>
-              <w:t>Document</w:t>
-            </w:r>
-            <w:proofErr w:type="gramEnd"/>
-            <w:r>
-              <w:rPr>
-                <w:i/>
-                <w:iCs/>
-                <w:color w:val="444444"/>
-                <w:sz w:val="20"/>
-                <w:szCs w:val="20"/>
-              </w:rPr>
-              <w:t xml:space="preserve"> who is sponsoring agentic AI initiatives and how success is being communicated.</w:t>
+              <w:t>Visible leadership support is critical. Document who is sponsoring agentic AI initiatives and how success is being communicated.</w:t>
             </w:r>
           </w:p>
         </w:tc>
@@ -233,12 +207,6 @@
         <w:gridCol w:w="6560"/>
       </w:tblGrid>
       <w:tr>
-        <w:tblPrEx>
-          <w:tblCellMar>
-            <w:top w:w="0" w:type="dxa"/>
-            <w:bottom w:w="0" w:type="dxa"/>
-          </w:tblCellMar>
-        </w:tblPrEx>
         <w:tc>
           <w:tcPr>
             <w:tcW w:w="2800" w:type="dxa"/>
@@ -284,7 +252,6 @@
             </w:tcMar>
           </w:tcPr>
           <w:p>
-            <w:proofErr w:type="gramStart"/>
             <w:r>
               <w:rPr>
                 <w:i/>
@@ -295,7 +262,6 @@
               </w:rPr>
               <w:t>List</w:t>
             </w:r>
-            <w:proofErr w:type="gramEnd"/>
             <w:r>
               <w:rPr>
                 <w:i/>
@@ -312,12 +278,6 @@
         </w:tc>
       </w:tr>
       <w:tr>
-        <w:tblPrEx>
-          <w:tblCellMar>
-            <w:top w:w="0" w:type="dxa"/>
-            <w:bottom w:w="0" w:type="dxa"/>
-          </w:tblCellMar>
-        </w:tblPrEx>
         <w:tc>
           <w:tcPr>
             <w:tcW w:w="2800" w:type="dxa"/>
@@ -379,12 +339,6 @@
         </w:tc>
       </w:tr>
       <w:tr>
-        <w:tblPrEx>
-          <w:tblCellMar>
-            <w:top w:w="0" w:type="dxa"/>
-            <w:bottom w:w="0" w:type="dxa"/>
-          </w:tblCellMar>
-        </w:tblPrEx>
         <w:tc>
           <w:tcPr>
             <w:tcW w:w="2800" w:type="dxa"/>
@@ -446,12 +400,6 @@
         </w:tc>
       </w:tr>
       <w:tr>
-        <w:tblPrEx>
-          <w:tblCellMar>
-            <w:top w:w="0" w:type="dxa"/>
-            <w:bottom w:w="0" w:type="dxa"/>
-          </w:tblCellMar>
-        </w:tblPrEx>
         <w:tc>
           <w:tcPr>
             <w:tcW w:w="2800" w:type="dxa"/>
@@ -564,12 +512,6 @@
         <w:gridCol w:w="9360"/>
       </w:tblGrid>
       <w:tr>
-        <w:tblPrEx>
-          <w:tblCellMar>
-            <w:top w:w="0" w:type="dxa"/>
-            <w:bottom w:w="0" w:type="dxa"/>
-          </w:tblCellMar>
-        </w:tblPrEx>
         <w:tc>
           <w:tcPr>
             <w:tcW w:w="9360" w:type="dxa"/>
@@ -597,7 +539,15 @@
                 <w:bCs/>
                 <w:color w:val="7030A0"/>
               </w:rPr>
-              <w:t>💡 Guidance</w:t>
+              <w:t>💡</w:t>
+            </w:r>
+            <w:r>
+              <w:rPr>
+                <w:b/>
+                <w:bCs/>
+                <w:color w:val="7030A0"/>
+              </w:rPr>
+              <w:t xml:space="preserve"> Guidance</w:t>
             </w:r>
           </w:p>
           <w:p>
@@ -638,12 +588,6 @@
         <w:gridCol w:w="6560"/>
       </w:tblGrid>
       <w:tr>
-        <w:tblPrEx>
-          <w:tblCellMar>
-            <w:top w:w="0" w:type="dxa"/>
-            <w:bottom w:w="0" w:type="dxa"/>
-          </w:tblCellMar>
-        </w:tblPrEx>
         <w:tc>
           <w:tcPr>
             <w:tcW w:w="2800" w:type="dxa"/>
@@ -697,9 +641,59 @@
                 <w:sz w:val="20"/>
                 <w:szCs w:val="20"/>
               </w:rPr>
-              <w:t xml:space="preserve">List new or evolved roles needed (e.g., Agent Champion, AI Steward, Prompt Engineer, </w:t>
-            </w:r>
-            <w:proofErr w:type="spellStart"/>
+              <w:t>List new or evolved roles needed (e.g., Agent Champion, AI Steward, Prompt Engineer, CoE Lead)</w:t>
+            </w:r>
+          </w:p>
+          <w:p/>
+          <w:p/>
+        </w:tc>
+      </w:tr>
+      <w:tr>
+        <w:tc>
+          <w:tcPr>
+            <w:tcW w:w="2800" w:type="dxa"/>
+            <w:tcBorders>
+              <w:top w:val="single" w:sz="1" w:space="0" w:color="AAAAAA"/>
+              <w:left w:val="single" w:sz="1" w:space="0" w:color="AAAAAA"/>
+              <w:bottom w:val="single" w:sz="1" w:space="0" w:color="AAAAAA"/>
+              <w:right w:val="single" w:sz="1" w:space="0" w:color="AAAAAA"/>
+            </w:tcBorders>
+            <w:shd w:val="clear" w:color="auto" w:fill="E8E0F0"/>
+            <w:tcMar>
+              <w:top w:w="80" w:type="dxa"/>
+              <w:left w:w="120" w:type="dxa"/>
+              <w:bottom w:w="80" w:type="dxa"/>
+              <w:right w:w="120" w:type="dxa"/>
+            </w:tcMar>
+          </w:tcPr>
+          <w:p>
+            <w:r>
+              <w:rPr>
+                <w:b/>
+                <w:bCs/>
+              </w:rPr>
+              <w:t>Human / Agent Division</w:t>
+            </w:r>
+          </w:p>
+        </w:tc>
+        <w:tc>
+          <w:tcPr>
+            <w:tcW w:w="6560" w:type="dxa"/>
+            <w:tcBorders>
+              <w:top w:val="single" w:sz="1" w:space="0" w:color="AAAAAA"/>
+              <w:left w:val="single" w:sz="1" w:space="0" w:color="AAAAAA"/>
+              <w:bottom w:val="single" w:sz="1" w:space="0" w:color="AAAAAA"/>
+              <w:right w:val="single" w:sz="1" w:space="0" w:color="AAAAAA"/>
+            </w:tcBorders>
+            <w:shd w:val="clear" w:color="auto" w:fill="FFFFFF"/>
+            <w:tcMar>
+              <w:top w:w="80" w:type="dxa"/>
+              <w:left w:w="120" w:type="dxa"/>
+              <w:bottom w:w="80" w:type="dxa"/>
+              <w:right w:w="120" w:type="dxa"/>
+            </w:tcMar>
+          </w:tcPr>
+          <w:p>
             <w:r>
               <w:rPr>
                 <w:i/>
@@ -708,9 +702,60 @@
                 <w:sz w:val="20"/>
                 <w:szCs w:val="20"/>
               </w:rPr>
-              <w:t>CoE</w:t>
-            </w:r>
-            <w:proofErr w:type="spellEnd"/>
+              <w:t>For priority workflows, describe what humans will own (strategy, oversight, escalation) vs. what agents will execute</w:t>
+            </w:r>
+          </w:p>
+          <w:p/>
+          <w:p/>
+          <w:p/>
+        </w:tc>
+      </w:tr>
+      <w:tr>
+        <w:tc>
+          <w:tcPr>
+            <w:tcW w:w="2800" w:type="dxa"/>
+            <w:tcBorders>
+              <w:top w:val="single" w:sz="1" w:space="0" w:color="AAAAAA"/>
+              <w:left w:val="single" w:sz="1" w:space="0" w:color="AAAAAA"/>
+              <w:bottom w:val="single" w:sz="1" w:space="0" w:color="AAAAAA"/>
+              <w:right w:val="single" w:sz="1" w:space="0" w:color="AAAAAA"/>
+            </w:tcBorders>
+            <w:shd w:val="clear" w:color="auto" w:fill="E8E0F0"/>
+            <w:tcMar>
+              <w:top w:w="80" w:type="dxa"/>
+              <w:left w:w="120" w:type="dxa"/>
+              <w:bottom w:w="80" w:type="dxa"/>
+              <w:right w:w="120" w:type="dxa"/>
+            </w:tcMar>
+          </w:tcPr>
+          <w:p>
+            <w:r>
+              <w:rPr>
+                <w:b/>
+                <w:bCs/>
+              </w:rPr>
+              <w:t>Capability Gaps</w:t>
+            </w:r>
+          </w:p>
+        </w:tc>
+        <w:tc>
+          <w:tcPr>
+            <w:tcW w:w="6560" w:type="dxa"/>
+            <w:tcBorders>
+              <w:top w:val="single" w:sz="1" w:space="0" w:color="AAAAAA"/>
+              <w:left w:val="single" w:sz="1" w:space="0" w:color="AAAAAA"/>
+              <w:bottom w:val="single" w:sz="1" w:space="0" w:color="AAAAAA"/>
+              <w:right w:val="single" w:sz="1" w:space="0" w:color="AAAAAA"/>
+            </w:tcBorders>
+            <w:shd w:val="clear" w:color="auto" w:fill="FFFFFF"/>
+            <w:tcMar>
+              <w:top w:w="80" w:type="dxa"/>
+              <w:left w:w="120" w:type="dxa"/>
+              <w:bottom w:w="80" w:type="dxa"/>
+              <w:right w:w="120" w:type="dxa"/>
+            </w:tcMar>
+          </w:tcPr>
+          <w:p>
             <w:r>
               <w:rPr>
                 <w:i/>
@@ -719,7 +764,7 @@
                 <w:sz w:val="20"/>
                 <w:szCs w:val="20"/>
               </w:rPr>
-              <w:t xml:space="preserve"> Lead)</w:t>
+              <w:t>Where are the current skills gaps relative to the future state? (e.g., AI literacy, prompt design, data interpretation)</w:t>
             </w:r>
           </w:p>
           <w:p/>
@@ -727,147 +772,6 @@
         </w:tc>
       </w:tr>
       <w:tr>
-        <w:tblPrEx>
-          <w:tblCellMar>
-            <w:top w:w="0" w:type="dxa"/>
-            <w:bottom w:w="0" w:type="dxa"/>
-          </w:tblCellMar>
-        </w:tblPrEx>
-        <w:tc>
-          <w:tcPr>
-            <w:tcW w:w="2800" w:type="dxa"/>
-            <w:tcBorders>
-              <w:top w:val="single" w:sz="1" w:space="0" w:color="AAAAAA"/>
-              <w:left w:val="single" w:sz="1" w:space="0" w:color="AAAAAA"/>
-              <w:bottom w:val="single" w:sz="1" w:space="0" w:color="AAAAAA"/>
-              <w:right w:val="single" w:sz="1" w:space="0" w:color="AAAAAA"/>
-            </w:tcBorders>
-            <w:shd w:val="clear" w:color="auto" w:fill="E8E0F0"/>
-            <w:tcMar>
-              <w:top w:w="80" w:type="dxa"/>
-              <w:left w:w="120" w:type="dxa"/>
-              <w:bottom w:w="80" w:type="dxa"/>
-              <w:right w:w="120" w:type="dxa"/>
-            </w:tcMar>
-          </w:tcPr>
-          <w:p>
-            <w:r>
-              <w:rPr>
-                <w:b/>
-                <w:bCs/>
-              </w:rPr>
-              <w:t>Human / Agent Division</w:t>
-            </w:r>
-          </w:p>
-        </w:tc>
-        <w:tc>
-          <w:tcPr>
-            <w:tcW w:w="6560" w:type="dxa"/>
-            <w:tcBorders>
-              <w:top w:val="single" w:sz="1" w:space="0" w:color="AAAAAA"/>
-              <w:left w:val="single" w:sz="1" w:space="0" w:color="AAAAAA"/>
-              <w:bottom w:val="single" w:sz="1" w:space="0" w:color="AAAAAA"/>
-              <w:right w:val="single" w:sz="1" w:space="0" w:color="AAAAAA"/>
-            </w:tcBorders>
-            <w:shd w:val="clear" w:color="auto" w:fill="FFFFFF"/>
-            <w:tcMar>
-              <w:top w:w="80" w:type="dxa"/>
-              <w:left w:w="120" w:type="dxa"/>
-              <w:bottom w:w="80" w:type="dxa"/>
-              <w:right w:w="120" w:type="dxa"/>
-            </w:tcMar>
-          </w:tcPr>
-          <w:p>
-            <w:r>
-              <w:rPr>
-                <w:i/>
-                <w:iCs/>
-                <w:color w:val="888888"/>
-                <w:sz w:val="20"/>
-                <w:szCs w:val="20"/>
-              </w:rPr>
-              <w:t>For priority workflows, describe what humans will own (strategy, oversight, escalation) vs. what agents will execute</w:t>
-            </w:r>
-          </w:p>
-          <w:p/>
-          <w:p/>
-          <w:p/>
-        </w:tc>
-      </w:tr>
-      <w:tr>
-        <w:tblPrEx>
-          <w:tblCellMar>
-            <w:top w:w="0" w:type="dxa"/>
-            <w:bottom w:w="0" w:type="dxa"/>
-          </w:tblCellMar>
-        </w:tblPrEx>
-        <w:tc>
-          <w:tcPr>
-            <w:tcW w:w="2800" w:type="dxa"/>
-            <w:tcBorders>
-              <w:top w:val="single" w:sz="1" w:space="0" w:color="AAAAAA"/>
-              <w:left w:val="single" w:sz="1" w:space="0" w:color="AAAAAA"/>
-              <w:bottom w:val="single" w:sz="1" w:space="0" w:color="AAAAAA"/>
-              <w:right w:val="single" w:sz="1" w:space="0" w:color="AAAAAA"/>
-            </w:tcBorders>
-            <w:shd w:val="clear" w:color="auto" w:fill="E8E0F0"/>
-            <w:tcMar>
-              <w:top w:w="80" w:type="dxa"/>
-              <w:left w:w="120" w:type="dxa"/>
-              <w:bottom w:w="80" w:type="dxa"/>
-              <w:right w:w="120" w:type="dxa"/>
-            </w:tcMar>
-          </w:tcPr>
-          <w:p>
-            <w:r>
-              <w:rPr>
-                <w:b/>
-                <w:bCs/>
-              </w:rPr>
-              <w:t>Capability Gaps</w:t>
-            </w:r>
-          </w:p>
-        </w:tc>
-        <w:tc>
-          <w:tcPr>
-            <w:tcW w:w="6560" w:type="dxa"/>
-            <w:tcBorders>
-              <w:top w:val="single" w:sz="1" w:space="0" w:color="AAAAAA"/>
-              <w:left w:val="single" w:sz="1" w:space="0" w:color="AAAAAA"/>
-              <w:bottom w:val="single" w:sz="1" w:space="0" w:color="AAAAAA"/>
-              <w:right w:val="single" w:sz="1" w:space="0" w:color="AAAAAA"/>
-            </w:tcBorders>
-            <w:shd w:val="clear" w:color="auto" w:fill="FFFFFF"/>
-            <w:tcMar>
-              <w:top w:w="80" w:type="dxa"/>
-              <w:left w:w="120" w:type="dxa"/>
-              <w:bottom w:w="80" w:type="dxa"/>
-              <w:right w:w="120" w:type="dxa"/>
-            </w:tcMar>
-          </w:tcPr>
-          <w:p>
-            <w:r>
-              <w:rPr>
-                <w:i/>
-                <w:iCs/>
-                <w:color w:val="888888"/>
-                <w:sz w:val="20"/>
-                <w:szCs w:val="20"/>
-              </w:rPr>
-              <w:t>Where are the current skills gaps relative to the future state? (e.g., AI literacy, prompt design, data interpretation)</w:t>
-            </w:r>
-          </w:p>
-          <w:p/>
-          <w:p/>
-        </w:tc>
-      </w:tr>
-      <w:tr>
-        <w:tblPrEx>
-          <w:tblCellMar>
-            <w:top w:w="0" w:type="dxa"/>
-            <w:bottom w:w="0" w:type="dxa"/>
-          </w:tblCellMar>
-        </w:tblPrEx>
         <w:tc>
           <w:tcPr>
             <w:tcW w:w="2800" w:type="dxa"/>
@@ -980,12 +884,6 @@
         <w:gridCol w:w="9360"/>
       </w:tblGrid>
       <w:tr>
-        <w:tblPrEx>
-          <w:tblCellMar>
-            <w:top w:w="0" w:type="dxa"/>
-            <w:bottom w:w="0" w:type="dxa"/>
-          </w:tblCellMar>
-        </w:tblPrEx>
         <w:tc>
           <w:tcPr>
             <w:tcW w:w="9360" w:type="dxa"/>
@@ -1013,7 +911,15 @@
                 <w:bCs/>
                 <w:color w:val="7030A0"/>
               </w:rPr>
-              <w:t>💡 Guidance</w:t>
+              <w:t>💡</w:t>
+            </w:r>
+            <w:r>
+              <w:rPr>
+                <w:b/>
+                <w:bCs/>
+                <w:color w:val="7030A0"/>
+              </w:rPr>
+              <w:t xml:space="preserve"> Guidance</w:t>
             </w:r>
           </w:p>
           <w:p>
@@ -1057,12 +963,6 @@
         <w:gridCol w:w="1680"/>
       </w:tblGrid>
       <w:tr>
-        <w:tblPrEx>
-          <w:tblCellMar>
-            <w:top w:w="0" w:type="dxa"/>
-            <w:bottom w:w="0" w:type="dxa"/>
-          </w:tblCellMar>
-        </w:tblPrEx>
         <w:tc>
           <w:tcPr>
             <w:tcW w:w="2000" w:type="dxa"/>
@@ -1215,12 +1115,6 @@
         </w:tc>
       </w:tr>
       <w:tr>
-        <w:tblPrEx>
-          <w:tblCellMar>
-            <w:top w:w="0" w:type="dxa"/>
-            <w:bottom w:w="0" w:type="dxa"/>
-          </w:tblCellMar>
-        </w:tblPrEx>
         <w:tc>
           <w:tcPr>
             <w:tcW w:w="2000" w:type="dxa"/>
@@ -1345,12 +1239,6 @@
         </w:tc>
       </w:tr>
       <w:tr>
-        <w:tblPrEx>
-          <w:tblCellMar>
-            <w:top w:w="0" w:type="dxa"/>
-            <w:bottom w:w="0" w:type="dxa"/>
-          </w:tblCellMar>
-        </w:tblPrEx>
         <w:tc>
           <w:tcPr>
             <w:tcW w:w="2000" w:type="dxa"/>
@@ -1475,12 +1363,6 @@
         </w:tc>
       </w:tr>
       <w:tr>
-        <w:tblPrEx>
-          <w:tblCellMar>
-            <w:top w:w="0" w:type="dxa"/>
-            <w:bottom w:w="0" w:type="dxa"/>
-          </w:tblCellMar>
-        </w:tblPrEx>
         <w:tc>
           <w:tcPr>
             <w:tcW w:w="2000" w:type="dxa"/>
@@ -1561,74 +1443,106 @@
                 <w:sz w:val="20"/>
                 <w:szCs w:val="20"/>
               </w:rPr>
-              <w:t xml:space="preserve">Agent in a Day / </w:t>
-            </w:r>
-            <w:proofErr w:type="spellStart"/>
+              <w:t>Agent in a Day / CoE sessions</w:t>
+            </w:r>
+          </w:p>
+        </w:tc>
+        <w:tc>
+          <w:tcPr>
+            <w:tcW w:w="1680" w:type="dxa"/>
+            <w:tcBorders>
+              <w:top w:val="single" w:sz="1" w:space="0" w:color="CCCCCC"/>
+              <w:left w:val="single" w:sz="1" w:space="0" w:color="CCCCCC"/>
+              <w:bottom w:val="single" w:sz="1" w:space="0" w:color="CCCCCC"/>
+              <w:right w:val="single" w:sz="1" w:space="0" w:color="CCCCCC"/>
+            </w:tcBorders>
+            <w:shd w:val="clear" w:color="auto" w:fill="FFFFFF"/>
+            <w:tcMar>
+              <w:top w:w="80" w:type="dxa"/>
+              <w:left w:w="100" w:type="dxa"/>
+              <w:bottom w:w="80" w:type="dxa"/>
+              <w:right w:w="100" w:type="dxa"/>
+            </w:tcMar>
+          </w:tcPr>
+          <w:p/>
+        </w:tc>
+        <w:tc>
+          <w:tcPr>
+            <w:tcW w:w="1680" w:type="dxa"/>
+            <w:tcBorders>
+              <w:top w:val="single" w:sz="1" w:space="0" w:color="CCCCCC"/>
+              <w:left w:val="single" w:sz="1" w:space="0" w:color="CCCCCC"/>
+              <w:bottom w:val="single" w:sz="1" w:space="0" w:color="CCCCCC"/>
+              <w:right w:val="single" w:sz="1" w:space="0" w:color="CCCCCC"/>
+            </w:tcBorders>
+            <w:shd w:val="clear" w:color="auto" w:fill="FFFFFF"/>
+            <w:tcMar>
+              <w:top w:w="80" w:type="dxa"/>
+              <w:left w:w="100" w:type="dxa"/>
+              <w:bottom w:w="80" w:type="dxa"/>
+              <w:right w:w="100" w:type="dxa"/>
+            </w:tcMar>
+          </w:tcPr>
+          <w:p/>
+        </w:tc>
+      </w:tr>
+      <w:tr>
+        <w:tc>
+          <w:tcPr>
+            <w:tcW w:w="2000" w:type="dxa"/>
+            <w:tcBorders>
+              <w:top w:val="single" w:sz="1" w:space="0" w:color="CCCCCC"/>
+              <w:left w:val="single" w:sz="1" w:space="0" w:color="CCCCCC"/>
+              <w:bottom w:val="single" w:sz="1" w:space="0" w:color="CCCCCC"/>
+              <w:right w:val="single" w:sz="1" w:space="0" w:color="CCCCCC"/>
+            </w:tcBorders>
+            <w:shd w:val="clear" w:color="auto" w:fill="FFFFFF"/>
+            <w:tcMar>
+              <w:top w:w="80" w:type="dxa"/>
+              <w:left w:w="100" w:type="dxa"/>
+              <w:bottom w:w="80" w:type="dxa"/>
+              <w:right w:w="100" w:type="dxa"/>
+            </w:tcMar>
+          </w:tcPr>
+          <w:p>
             <w:r>
               <w:rPr>
                 <w:color w:val="333333"/>
                 <w:sz w:val="20"/>
                 <w:szCs w:val="20"/>
               </w:rPr>
-              <w:t>CoE</w:t>
-            </w:r>
-            <w:proofErr w:type="spellEnd"/>
+              <w:t>Leaders / Managers</w:t>
+            </w:r>
+          </w:p>
+        </w:tc>
+        <w:tc>
+          <w:tcPr>
+            <w:tcW w:w="2000" w:type="dxa"/>
+            <w:tcBorders>
+              <w:top w:val="single" w:sz="1" w:space="0" w:color="CCCCCC"/>
+              <w:left w:val="single" w:sz="1" w:space="0" w:color="CCCCCC"/>
+              <w:bottom w:val="single" w:sz="1" w:space="0" w:color="CCCCCC"/>
+              <w:right w:val="single" w:sz="1" w:space="0" w:color="CCCCCC"/>
+            </w:tcBorders>
+            <w:shd w:val="clear" w:color="auto" w:fill="FFFFFF"/>
+            <w:tcMar>
+              <w:top w:w="80" w:type="dxa"/>
+              <w:left w:w="100" w:type="dxa"/>
+              <w:bottom w:w="80" w:type="dxa"/>
+              <w:right w:w="100" w:type="dxa"/>
+            </w:tcMar>
+          </w:tcPr>
+          <w:p>
             <w:r>
               <w:rPr>
                 <w:color w:val="333333"/>
                 <w:sz w:val="20"/>
                 <w:szCs w:val="20"/>
               </w:rPr>
-              <w:t xml:space="preserve"> sessions</w:t>
-            </w:r>
-          </w:p>
-        </w:tc>
-        <w:tc>
-          <w:tcPr>
-            <w:tcW w:w="1680" w:type="dxa"/>
-            <w:tcBorders>
-              <w:top w:val="single" w:sz="1" w:space="0" w:color="CCCCCC"/>
-              <w:left w:val="single" w:sz="1" w:space="0" w:color="CCCCCC"/>
-              <w:bottom w:val="single" w:sz="1" w:space="0" w:color="CCCCCC"/>
-              <w:right w:val="single" w:sz="1" w:space="0" w:color="CCCCCC"/>
-            </w:tcBorders>
-            <w:shd w:val="clear" w:color="auto" w:fill="FFFFFF"/>
-            <w:tcMar>
-              <w:top w:w="80" w:type="dxa"/>
-              <w:left w:w="100" w:type="dxa"/>
-              <w:bottom w:w="80" w:type="dxa"/>
-              <w:right w:w="100" w:type="dxa"/>
-            </w:tcMar>
-          </w:tcPr>
-          <w:p/>
-        </w:tc>
-        <w:tc>
-          <w:tcPr>
-            <w:tcW w:w="1680" w:type="dxa"/>
-            <w:tcBorders>
-              <w:top w:val="single" w:sz="1" w:space="0" w:color="CCCCCC"/>
-              <w:left w:val="single" w:sz="1" w:space="0" w:color="CCCCCC"/>
-              <w:bottom w:val="single" w:sz="1" w:space="0" w:color="CCCCCC"/>
-              <w:right w:val="single" w:sz="1" w:space="0" w:color="CCCCCC"/>
-            </w:tcBorders>
-            <w:shd w:val="clear" w:color="auto" w:fill="FFFFFF"/>
-            <w:tcMar>
-              <w:top w:w="80" w:type="dxa"/>
-              <w:left w:w="100" w:type="dxa"/>
-              <w:bottom w:w="80" w:type="dxa"/>
-              <w:right w:w="100" w:type="dxa"/>
-            </w:tcMar>
-          </w:tcPr>
-          <w:p/>
-        </w:tc>
-      </w:tr>
-      <w:tr>
-        <w:tblPrEx>
-          <w:tblCellMar>
-            <w:top w:w="0" w:type="dxa"/>
-            <w:bottom w:w="0" w:type="dxa"/>
-          </w:tblCellMar>
-        </w:tblPrEx>
+              <w:t>AI strategy &amp; change leadership</w:t>
+            </w:r>
+          </w:p>
+        </w:tc>
         <w:tc>
           <w:tcPr>
             <w:tcW w:w="2000" w:type="dxa"/>
@@ -1653,10 +1567,50 @@
                 <w:sz w:val="20"/>
                 <w:szCs w:val="20"/>
               </w:rPr>
-              <w:t>Leaders / Managers</w:t>
-            </w:r>
-          </w:p>
-        </w:tc>
+              <w:t>Executive briefing</w:t>
+            </w:r>
+          </w:p>
+        </w:tc>
+        <w:tc>
+          <w:tcPr>
+            <w:tcW w:w="1680" w:type="dxa"/>
+            <w:tcBorders>
+              <w:top w:val="single" w:sz="1" w:space="0" w:color="CCCCCC"/>
+              <w:left w:val="single" w:sz="1" w:space="0" w:color="CCCCCC"/>
+              <w:bottom w:val="single" w:sz="1" w:space="0" w:color="CCCCCC"/>
+              <w:right w:val="single" w:sz="1" w:space="0" w:color="CCCCCC"/>
+            </w:tcBorders>
+            <w:shd w:val="clear" w:color="auto" w:fill="FFFFFF"/>
+            <w:tcMar>
+              <w:top w:w="80" w:type="dxa"/>
+              <w:left w:w="100" w:type="dxa"/>
+              <w:bottom w:w="80" w:type="dxa"/>
+              <w:right w:w="100" w:type="dxa"/>
+            </w:tcMar>
+          </w:tcPr>
+          <w:p/>
+        </w:tc>
+        <w:tc>
+          <w:tcPr>
+            <w:tcW w:w="1680" w:type="dxa"/>
+            <w:tcBorders>
+              <w:top w:val="single" w:sz="1" w:space="0" w:color="CCCCCC"/>
+              <w:left w:val="single" w:sz="1" w:space="0" w:color="CCCCCC"/>
+              <w:bottom w:val="single" w:sz="1" w:space="0" w:color="CCCCCC"/>
+              <w:right w:val="single" w:sz="1" w:space="0" w:color="CCCCCC"/>
+            </w:tcBorders>
+            <w:shd w:val="clear" w:color="auto" w:fill="FFFFFF"/>
+            <w:tcMar>
+              <w:top w:w="80" w:type="dxa"/>
+              <w:left w:w="100" w:type="dxa"/>
+              <w:bottom w:w="80" w:type="dxa"/>
+              <w:right w:w="100" w:type="dxa"/>
+            </w:tcMar>
+          </w:tcPr>
+          <w:p/>
+        </w:tc>
+      </w:tr>
+      <w:tr>
         <w:tc>
           <w:tcPr>
             <w:tcW w:w="2000" w:type="dxa"/>
@@ -1681,7 +1635,7 @@
                 <w:sz w:val="20"/>
                 <w:szCs w:val="20"/>
               </w:rPr>
-              <w:t>AI strategy &amp; change leadership</w:t>
+              <w:t>AI Champions</w:t>
             </w:r>
           </w:p>
         </w:tc>
@@ -1709,56 +1663,10 @@
                 <w:sz w:val="20"/>
                 <w:szCs w:val="20"/>
               </w:rPr>
-              <w:t>Executive briefing</w:t>
-            </w:r>
-          </w:p>
-        </w:tc>
-        <w:tc>
-          <w:tcPr>
-            <w:tcW w:w="1680" w:type="dxa"/>
-            <w:tcBorders>
-              <w:top w:val="single" w:sz="1" w:space="0" w:color="CCCCCC"/>
-              <w:left w:val="single" w:sz="1" w:space="0" w:color="CCCCCC"/>
-              <w:bottom w:val="single" w:sz="1" w:space="0" w:color="CCCCCC"/>
-              <w:right w:val="single" w:sz="1" w:space="0" w:color="CCCCCC"/>
-            </w:tcBorders>
-            <w:shd w:val="clear" w:color="auto" w:fill="FFFFFF"/>
-            <w:tcMar>
-              <w:top w:w="80" w:type="dxa"/>
-              <w:left w:w="100" w:type="dxa"/>
-              <w:bottom w:w="80" w:type="dxa"/>
-              <w:right w:w="100" w:type="dxa"/>
-            </w:tcMar>
-          </w:tcPr>
-          <w:p/>
-        </w:tc>
-        <w:tc>
-          <w:tcPr>
-            <w:tcW w:w="1680" w:type="dxa"/>
-            <w:tcBorders>
-              <w:top w:val="single" w:sz="1" w:space="0" w:color="CCCCCC"/>
-              <w:left w:val="single" w:sz="1" w:space="0" w:color="CCCCCC"/>
-              <w:bottom w:val="single" w:sz="1" w:space="0" w:color="CCCCCC"/>
-              <w:right w:val="single" w:sz="1" w:space="0" w:color="CCCCCC"/>
-            </w:tcBorders>
-            <w:shd w:val="clear" w:color="auto" w:fill="FFFFFF"/>
-            <w:tcMar>
-              <w:top w:w="80" w:type="dxa"/>
-              <w:left w:w="100" w:type="dxa"/>
-              <w:bottom w:w="80" w:type="dxa"/>
-              <w:right w:w="100" w:type="dxa"/>
-            </w:tcMar>
-          </w:tcPr>
-          <w:p/>
-        </w:tc>
-      </w:tr>
-      <w:tr>
-        <w:tblPrEx>
-          <w:tblCellMar>
-            <w:top w:w="0" w:type="dxa"/>
-            <w:bottom w:w="0" w:type="dxa"/>
-          </w:tblCellMar>
-        </w:tblPrEx>
+              <w:t>Advanced agentic design &amp; advocacy</w:t>
+            </w:r>
+          </w:p>
+        </w:tc>
         <w:tc>
           <w:tcPr>
             <w:tcW w:w="2000" w:type="dxa"/>
@@ -1783,84 +1691,8 @@
                 <w:sz w:val="20"/>
                 <w:szCs w:val="20"/>
               </w:rPr>
-              <w:t>AI Champions</w:t>
-            </w:r>
-          </w:p>
-        </w:tc>
-        <w:tc>
-          <w:tcPr>
-            <w:tcW w:w="2000" w:type="dxa"/>
-            <w:tcBorders>
-              <w:top w:val="single" w:sz="1" w:space="0" w:color="CCCCCC"/>
-              <w:left w:val="single" w:sz="1" w:space="0" w:color="CCCCCC"/>
-              <w:bottom w:val="single" w:sz="1" w:space="0" w:color="CCCCCC"/>
-              <w:right w:val="single" w:sz="1" w:space="0" w:color="CCCCCC"/>
-            </w:tcBorders>
-            <w:shd w:val="clear" w:color="auto" w:fill="FFFFFF"/>
-            <w:tcMar>
-              <w:top w:w="80" w:type="dxa"/>
-              <w:left w:w="100" w:type="dxa"/>
-              <w:bottom w:w="80" w:type="dxa"/>
-              <w:right w:w="100" w:type="dxa"/>
-            </w:tcMar>
-          </w:tcPr>
-          <w:p>
-            <w:r>
-              <w:rPr>
-                <w:color w:val="333333"/>
-                <w:sz w:val="20"/>
-                <w:szCs w:val="20"/>
-              </w:rPr>
-              <w:t>Advanced agentic design &amp; advocacy</w:t>
-            </w:r>
-          </w:p>
-        </w:tc>
-        <w:tc>
-          <w:tcPr>
-            <w:tcW w:w="2000" w:type="dxa"/>
-            <w:tcBorders>
-              <w:top w:val="single" w:sz="1" w:space="0" w:color="CCCCCC"/>
-              <w:left w:val="single" w:sz="1" w:space="0" w:color="CCCCCC"/>
-              <w:bottom w:val="single" w:sz="1" w:space="0" w:color="CCCCCC"/>
-              <w:right w:val="single" w:sz="1" w:space="0" w:color="CCCCCC"/>
-            </w:tcBorders>
-            <w:shd w:val="clear" w:color="auto" w:fill="FFFFFF"/>
-            <w:tcMar>
-              <w:top w:w="80" w:type="dxa"/>
-              <w:left w:w="100" w:type="dxa"/>
-              <w:bottom w:w="80" w:type="dxa"/>
-              <w:right w:w="100" w:type="dxa"/>
-            </w:tcMar>
-          </w:tcPr>
-          <w:p>
-            <w:proofErr w:type="spellStart"/>
-            <w:r>
-              <w:rPr>
-                <w:color w:val="333333"/>
-                <w:sz w:val="20"/>
-                <w:szCs w:val="20"/>
-              </w:rPr>
-              <w:t>CoE</w:t>
-            </w:r>
-            <w:proofErr w:type="spellEnd"/>
-            <w:r>
-              <w:rPr>
-                <w:color w:val="333333"/>
-                <w:sz w:val="20"/>
-                <w:szCs w:val="20"/>
-              </w:rPr>
-              <w:t xml:space="preserve"> </w:t>
-            </w:r>
-            <w:proofErr w:type="spellStart"/>
-            <w:r>
-              <w:rPr>
-                <w:color w:val="333333"/>
-                <w:sz w:val="20"/>
-                <w:szCs w:val="20"/>
-              </w:rPr>
-              <w:t>programme</w:t>
-            </w:r>
-            <w:proofErr w:type="spellEnd"/>
+              <w:t>CoE programme</w:t>
+            </w:r>
           </w:p>
         </w:tc>
         <w:tc>
@@ -1954,12 +1786,6 @@
         <w:gridCol w:w="9360"/>
       </w:tblGrid>
       <w:tr>
-        <w:tblPrEx>
-          <w:tblCellMar>
-            <w:top w:w="0" w:type="dxa"/>
-            <w:bottom w:w="0" w:type="dxa"/>
-          </w:tblCellMar>
-        </w:tblPrEx>
         <w:tc>
           <w:tcPr>
             <w:tcW w:w="9360" w:type="dxa"/>
@@ -1987,7 +1813,15 @@
                 <w:bCs/>
                 <w:color w:val="7030A0"/>
               </w:rPr>
-              <w:t>💡 Guidance</w:t>
+              <w:t>💡</w:t>
+            </w:r>
+            <w:r>
+              <w:rPr>
+                <w:b/>
+                <w:bCs/>
+                <w:color w:val="7030A0"/>
+              </w:rPr>
+              <w:t xml:space="preserve"> Guidance</w:t>
             </w:r>
           </w:p>
           <w:p>
@@ -2048,12 +1882,6 @@
         <w:gridCol w:w="6560"/>
       </w:tblGrid>
       <w:tr>
-        <w:tblPrEx>
-          <w:tblCellMar>
-            <w:top w:w="0" w:type="dxa"/>
-            <w:bottom w:w="0" w:type="dxa"/>
-          </w:tblCellMar>
-        </w:tblPrEx>
         <w:tc>
           <w:tcPr>
             <w:tcW w:w="2800" w:type="dxa"/>
@@ -2115,12 +1943,6 @@
         </w:tc>
       </w:tr>
       <w:tr>
-        <w:tblPrEx>
-          <w:tblCellMar>
-            <w:top w:w="0" w:type="dxa"/>
-            <w:bottom w:w="0" w:type="dxa"/>
-          </w:tblCellMar>
-        </w:tblPrEx>
         <w:tc>
           <w:tcPr>
             <w:tcW w:w="2800" w:type="dxa"/>
@@ -2183,12 +2005,6 @@
         </w:tc>
       </w:tr>
       <w:tr>
-        <w:tblPrEx>
-          <w:tblCellMar>
-            <w:top w:w="0" w:type="dxa"/>
-            <w:bottom w:w="0" w:type="dxa"/>
-          </w:tblCellMar>
-        </w:tblPrEx>
         <w:tc>
           <w:tcPr>
             <w:tcW w:w="2800" w:type="dxa"/>
@@ -2242,9 +2058,60 @@
                 <w:sz w:val="20"/>
                 <w:szCs w:val="20"/>
               </w:rPr>
-              <w:t xml:space="preserve">For each concern, what action will </w:t>
-            </w:r>
-            <w:proofErr w:type="gramStart"/>
+              <w:t>For each concern, what action will address it? (e.g., messaging, pilots, retraining commitment)</w:t>
+            </w:r>
+          </w:p>
+          <w:p/>
+          <w:p/>
+          <w:p/>
+        </w:tc>
+      </w:tr>
+      <w:tr>
+        <w:tc>
+          <w:tcPr>
+            <w:tcW w:w="2800" w:type="dxa"/>
+            <w:tcBorders>
+              <w:top w:val="single" w:sz="1" w:space="0" w:color="AAAAAA"/>
+              <w:left w:val="single" w:sz="1" w:space="0" w:color="AAAAAA"/>
+              <w:bottom w:val="single" w:sz="1" w:space="0" w:color="AAAAAA"/>
+              <w:right w:val="single" w:sz="1" w:space="0" w:color="AAAAAA"/>
+            </w:tcBorders>
+            <w:shd w:val="clear" w:color="auto" w:fill="E8E0F0"/>
+            <w:tcMar>
+              <w:top w:w="80" w:type="dxa"/>
+              <w:left w:w="120" w:type="dxa"/>
+              <w:bottom w:w="80" w:type="dxa"/>
+              <w:right w:w="120" w:type="dxa"/>
+            </w:tcMar>
+          </w:tcPr>
+          <w:p>
+            <w:r>
+              <w:rPr>
+                <w:b/>
+                <w:bCs/>
+              </w:rPr>
+              <w:t>Champion Network</w:t>
+            </w:r>
+          </w:p>
+        </w:tc>
+        <w:tc>
+          <w:tcPr>
+            <w:tcW w:w="6560" w:type="dxa"/>
+            <w:tcBorders>
+              <w:top w:val="single" w:sz="1" w:space="0" w:color="AAAAAA"/>
+              <w:left w:val="single" w:sz="1" w:space="0" w:color="AAAAAA"/>
+              <w:bottom w:val="single" w:sz="1" w:space="0" w:color="AAAAAA"/>
+              <w:right w:val="single" w:sz="1" w:space="0" w:color="AAAAAA"/>
+            </w:tcBorders>
+            <w:shd w:val="clear" w:color="auto" w:fill="FFFFFF"/>
+            <w:tcMar>
+              <w:top w:w="80" w:type="dxa"/>
+              <w:left w:w="120" w:type="dxa"/>
+              <w:bottom w:w="80" w:type="dxa"/>
+              <w:right w:w="120" w:type="dxa"/>
+            </w:tcMar>
+          </w:tcPr>
+          <w:p>
             <w:r>
               <w:rPr>
                 <w:i/>
@@ -2253,99 +2120,14 @@
                 <w:sz w:val="20"/>
                 <w:szCs w:val="20"/>
               </w:rPr>
-              <w:t>address it</w:t>
-            </w:r>
-            <w:proofErr w:type="gramEnd"/>
-            <w:r>
-              <w:rPr>
-                <w:i/>
-                <w:iCs/>
-                <w:color w:val="888888"/>
-                <w:sz w:val="20"/>
-                <w:szCs w:val="20"/>
-              </w:rPr>
-              <w:t>? (e.g., messaging, pilots, retraining commitment)</w:t>
-            </w:r>
-          </w:p>
-          <w:p/>
+              <w:t>How is the AI Champion / early adopter community structured? How are they recognized and supported?</w:t>
+            </w:r>
+          </w:p>
           <w:p/>
           <w:p/>
         </w:tc>
       </w:tr>
       <w:tr>
-        <w:tblPrEx>
-          <w:tblCellMar>
-            <w:top w:w="0" w:type="dxa"/>
-            <w:bottom w:w="0" w:type="dxa"/>
-          </w:tblCellMar>
-        </w:tblPrEx>
-        <w:tc>
-          <w:tcPr>
-            <w:tcW w:w="2800" w:type="dxa"/>
-            <w:tcBorders>
-              <w:top w:val="single" w:sz="1" w:space="0" w:color="AAAAAA"/>
-              <w:left w:val="single" w:sz="1" w:space="0" w:color="AAAAAA"/>
-              <w:bottom w:val="single" w:sz="1" w:space="0" w:color="AAAAAA"/>
-              <w:right w:val="single" w:sz="1" w:space="0" w:color="AAAAAA"/>
-            </w:tcBorders>
-            <w:shd w:val="clear" w:color="auto" w:fill="E8E0F0"/>
-            <w:tcMar>
-              <w:top w:w="80" w:type="dxa"/>
-              <w:left w:w="120" w:type="dxa"/>
-              <w:bottom w:w="80" w:type="dxa"/>
-              <w:right w:w="120" w:type="dxa"/>
-            </w:tcMar>
-          </w:tcPr>
-          <w:p>
-            <w:r>
-              <w:rPr>
-                <w:b/>
-                <w:bCs/>
-              </w:rPr>
-              <w:t>Champion Network</w:t>
-            </w:r>
-          </w:p>
-        </w:tc>
-        <w:tc>
-          <w:tcPr>
-            <w:tcW w:w="6560" w:type="dxa"/>
-            <w:tcBorders>
-              <w:top w:val="single" w:sz="1" w:space="0" w:color="AAAAAA"/>
-              <w:left w:val="single" w:sz="1" w:space="0" w:color="AAAAAA"/>
-              <w:bottom w:val="single" w:sz="1" w:space="0" w:color="AAAAAA"/>
-              <w:right w:val="single" w:sz="1" w:space="0" w:color="AAAAAA"/>
-            </w:tcBorders>
-            <w:shd w:val="clear" w:color="auto" w:fill="FFFFFF"/>
-            <w:tcMar>
-              <w:top w:w="80" w:type="dxa"/>
-              <w:left w:w="120" w:type="dxa"/>
-              <w:bottom w:w="80" w:type="dxa"/>
-              <w:right w:w="120" w:type="dxa"/>
-            </w:tcMar>
-          </w:tcPr>
-          <w:p>
-            <w:r>
-              <w:rPr>
-                <w:i/>
-                <w:iCs/>
-                <w:color w:val="888888"/>
-                <w:sz w:val="20"/>
-                <w:szCs w:val="20"/>
-              </w:rPr>
-              <w:t>How is the AI Champion / early adopter community structured? How are they recognized and supported?</w:t>
-            </w:r>
-          </w:p>
-          <w:p/>
-          <w:p/>
-        </w:tc>
-      </w:tr>
-      <w:tr>
-        <w:tblPrEx>
-          <w:tblCellMar>
-            <w:top w:w="0" w:type="dxa"/>
-            <w:bottom w:w="0" w:type="dxa"/>
-          </w:tblCellMar>
-        </w:tblPrEx>
         <w:tc>
           <w:tcPr>
             <w:tcW w:w="2800" w:type="dxa"/>
@@ -2461,12 +2243,6 @@
         <w:gridCol w:w="3080"/>
       </w:tblGrid>
       <w:tr>
-        <w:tblPrEx>
-          <w:tblCellMar>
-            <w:top w:w="0" w:type="dxa"/>
-            <w:bottom w:w="0" w:type="dxa"/>
-          </w:tblCellMar>
-        </w:tblPrEx>
         <w:tc>
           <w:tcPr>
             <w:tcW w:w="4200" w:type="dxa"/>
@@ -2553,12 +2329,6 @@
         </w:tc>
       </w:tr>
       <w:tr>
-        <w:tblPrEx>
-          <w:tblCellMar>
-            <w:top w:w="0" w:type="dxa"/>
-            <w:bottom w:w="0" w:type="dxa"/>
-          </w:tblCellMar>
-        </w:tblPrEx>
         <w:tc>
           <w:tcPr>
             <w:tcW w:w="4200" w:type="dxa"/>
@@ -2629,12 +2399,6 @@
         </w:tc>
       </w:tr>
       <w:tr>
-        <w:tblPrEx>
-          <w:tblCellMar>
-            <w:top w:w="0" w:type="dxa"/>
-            <w:bottom w:w="0" w:type="dxa"/>
-          </w:tblCellMar>
-        </w:tblPrEx>
         <w:tc>
           <w:tcPr>
             <w:tcW w:w="4200" w:type="dxa"/>
@@ -2705,12 +2469,6 @@
         </w:tc>
       </w:tr>
       <w:tr>
-        <w:tblPrEx>
-          <w:tblCellMar>
-            <w:top w:w="0" w:type="dxa"/>
-            <w:bottom w:w="0" w:type="dxa"/>
-          </w:tblCellMar>
-        </w:tblPrEx>
         <w:tc>
           <w:tcPr>
             <w:tcW w:w="4200" w:type="dxa"/>
@@ -2781,12 +2539,6 @@
         </w:tc>
       </w:tr>
       <w:tr>
-        <w:tblPrEx>
-          <w:tblCellMar>
-            <w:top w:w="0" w:type="dxa"/>
-            <w:bottom w:w="0" w:type="dxa"/>
-          </w:tblCellMar>
-        </w:tblPrEx>
         <w:tc>
           <w:tcPr>
             <w:tcW w:w="4200" w:type="dxa"/>
@@ -2857,12 +2609,6 @@
         </w:tc>
       </w:tr>
       <w:tr>
-        <w:tblPrEx>
-          <w:tblCellMar>
-            <w:top w:w="0" w:type="dxa"/>
-            <w:bottom w:w="0" w:type="dxa"/>
-          </w:tblCellMar>
-        </w:tblPrEx>
         <w:tc>
           <w:tcPr>
             <w:tcW w:w="4200" w:type="dxa"/>
@@ -2933,12 +2679,6 @@
         </w:tc>
       </w:tr>
       <w:tr>
-        <w:tblPrEx>
-          <w:tblCellMar>
-            <w:top w:w="0" w:type="dxa"/>
-            <w:bottom w:w="0" w:type="dxa"/>
-          </w:tblCellMar>
-        </w:tblPrEx>
         <w:tc>
           <w:tcPr>
             <w:tcW w:w="4200" w:type="dxa"/>
@@ -3009,12 +2749,6 @@
         </w:tc>
       </w:tr>
       <w:tr>
-        <w:tblPrEx>
-          <w:tblCellMar>
-            <w:top w:w="0" w:type="dxa"/>
-            <w:bottom w:w="0" w:type="dxa"/>
-          </w:tblCellMar>
-        </w:tblPrEx>
         <w:tc>
           <w:tcPr>
             <w:tcW w:w="4200" w:type="dxa"/>
@@ -3088,7 +2822,7 @@
     <w:p/>
     <w:p/>
     <w:sectPr>
-      <w:footerReference w:type="default" r:id="rId7"/>
+      <w:footerReference w:type="default" r:id="rId10"/>
       <w:pgSz w:w="11906" w:h="16838" w:code="9"/>
       <w:pgMar w:top="1080" w:right="1080" w:bottom="1080" w:left="1080" w:header="708" w:footer="708" w:gutter="0"/>
       <w:cols w:space="720"/>
@@ -4330,4 +4064,250 @@
     </a:ext>
   </a:extLst>
 </a:theme>
+</file>
+
+<file path=customXml/item1.xml><?xml version="1.0" encoding="utf-8"?>
+<?mso-contentType ?>
+<FormTemplates xmlns="http://schemas.microsoft.com/sharepoint/v3/contenttype/forms">
+  <Display>DocumentLibraryForm</Display>
+  <Edit>DocumentLibraryForm</Edit>
+  <New>DocumentLibraryForm</New>
+</FormTemplates>
+</file>
+
+<file path=customXml/item2.xml><?xml version="1.0" encoding="utf-8"?>
+<ct:contentTypeSchema xmlns:ct="http://schemas.microsoft.com/office/2006/metadata/contentType" xmlns:ma="http://schemas.microsoft.com/office/2006/metadata/properties/metaAttributes" ct:_="" ma:_="" ma:contentTypeName="Document" ma:contentTypeID="0x010100597FAADC8AA9BB4A8388C5435B4875F2" ma:contentTypeVersion="10" ma:contentTypeDescription="Create a new document." ma:contentTypeScope="" ma:versionID="313fc50d6d84ca560699da2e8bca75c2">
+  <xsd:schema xmlns:xsd="http://www.w3.org/2001/XMLSchema" xmlns:xs="http://www.w3.org/2001/XMLSchema" xmlns:p="http://schemas.microsoft.com/office/2006/metadata/properties" xmlns:ns1="http://schemas.microsoft.com/sharepoint/v3" xmlns:ns2="d3abee2f-adf7-4612-a7eb-201a3a9ea577" targetNamespace="http://schemas.microsoft.com/office/2006/metadata/properties" ma:root="true" ma:fieldsID="e30fad4c0c60ada43ed1e8b1f9c2930c" ns1:_="" ns2:_="">
+    <xsd:import namespace="http://schemas.microsoft.com/sharepoint/v3"/>
+    <xsd:import namespace="d3abee2f-adf7-4612-a7eb-201a3a9ea577"/>
+    <xsd:element name="properties">
+      <xsd:complexType>
+        <xsd:sequence>
+          <xsd:element name="documentManagement">
+            <xsd:complexType>
+              <xsd:all>
+                <xsd:element ref="ns2:MediaServiceBillingMetadata" minOccurs="0"/>
+                <xsd:element ref="ns2:MediaServiceMetadata" minOccurs="0"/>
+                <xsd:element ref="ns2:MediaServiceFastMetadata" minOccurs="0"/>
+                <xsd:element ref="ns2:MediaServiceSearchProperties" minOccurs="0"/>
+                <xsd:element ref="ns1:_ip_UnifiedCompliancePolicyProperties" minOccurs="0"/>
+                <xsd:element ref="ns1:_ip_UnifiedCompliancePolicyUIAction" minOccurs="0"/>
+                <xsd:element ref="ns2:MediaServiceDateTaken" minOccurs="0"/>
+                <xsd:element ref="ns2:MediaServiceGenerationTime" minOccurs="0"/>
+                <xsd:element ref="ns2:MediaServiceEventHashCode" minOccurs="0"/>
+                <xsd:element ref="ns2:MediaLengthInSeconds" minOccurs="0"/>
+              </xsd:all>
+            </xsd:complexType>
+          </xsd:element>
+        </xsd:sequence>
+      </xsd:complexType>
+    </xsd:element>
+  </xsd:schema>
+  <xsd:schema xmlns:xsd="http://www.w3.org/2001/XMLSchema" xmlns:xs="http://www.w3.org/2001/XMLSchema" xmlns:dms="http://schemas.microsoft.com/office/2006/documentManagement/types" xmlns:pc="http://schemas.microsoft.com/office/infopath/2007/PartnerControls" targetNamespace="http://schemas.microsoft.com/sharepoint/v3" elementFormDefault="qualified">
+    <xsd:import namespace="http://schemas.microsoft.com/office/2006/documentManagement/types"/>
+    <xsd:import namespace="http://schemas.microsoft.com/office/infopath/2007/PartnerControls"/>
+    <xsd:element name="_ip_UnifiedCompliancePolicyProperties" ma:index="12" nillable="true" ma:displayName="Unified Compliance Policy Properties" ma:hidden="true" ma:internalName="_ip_UnifiedCompliancePolicyProperties">
+      <xsd:simpleType>
+        <xsd:restriction base="dms:Note"/>
+      </xsd:simpleType>
+    </xsd:element>
+    <xsd:element name="_ip_UnifiedCompliancePolicyUIAction" ma:index="13" nillable="true" ma:displayName="Unified Compliance Policy UI Action" ma:hidden="true" ma:internalName="_ip_UnifiedCompliancePolicyUIAction">
+      <xsd:simpleType>
+        <xsd:restriction base="dms:Text"/>
+      </xsd:simpleType>
+    </xsd:element>
+  </xsd:schema>
+  <xsd:schema xmlns:xsd="http://www.w3.org/2001/XMLSchema" xmlns:xs="http://www.w3.org/2001/XMLSchema" xmlns:dms="http://schemas.microsoft.com/office/2006/documentManagement/types" xmlns:pc="http://schemas.microsoft.com/office/infopath/2007/PartnerControls" targetNamespace="d3abee2f-adf7-4612-a7eb-201a3a9ea577" elementFormDefault="qualified">
+    <xsd:import namespace="http://schemas.microsoft.com/office/2006/documentManagement/types"/>
+    <xsd:import namespace="http://schemas.microsoft.com/office/infopath/2007/PartnerControls"/>
+    <xsd:element name="MediaServiceBillingMetadata" ma:index="8" nillable="true" ma:displayName="MediaServiceBillingMetadata" ma:hidden="true" ma:internalName="MediaServiceBillingMetadata" ma:readOnly="true">
+      <xsd:simpleType>
+        <xsd:restriction base="dms:Note"/>
+      </xsd:simpleType>
+    </xsd:element>
+    <xsd:element name="MediaServiceMetadata" ma:index="9" nillable="true" ma:displayName="MediaServiceMetadata" ma:hidden="true" ma:internalName="MediaServiceMetadata" ma:readOnly="true">
+      <xsd:simpleType>
+        <xsd:restriction base="dms:Note"/>
+      </xsd:simpleType>
+    </xsd:element>
+    <xsd:element name="MediaServiceFastMetadata" ma:index="10" nillable="true" ma:displayName="MediaServiceFastMetadata" ma:hidden="true" ma:internalName="MediaServiceFastMetadata" ma:readOnly="true">
+      <xsd:simpleType>
+        <xsd:restriction base="dms:Note"/>
+      </xsd:simpleType>
+    </xsd:element>
+    <xsd:element name="MediaServiceSearchProperties" ma:index="11" nillable="true" ma:displayName="MediaServiceSearchProperties" ma:hidden="true" ma:internalName="MediaServiceSearchProperties" ma:readOnly="true">
+      <xsd:simpleType>
+        <xsd:restriction base="dms:Note"/>
+      </xsd:simpleType>
+    </xsd:element>
+    <xsd:element name="MediaServiceDateTaken" ma:index="14" nillable="true" ma:displayName="MediaServiceDateTaken" ma:hidden="true" ma:indexed="true" ma:internalName="MediaServiceDateTaken" ma:readOnly="true">
+      <xsd:simpleType>
+        <xsd:restriction base="dms:Text"/>
+      </xsd:simpleType>
+    </xsd:element>
+    <xsd:element name="MediaServiceGenerationTime" ma:index="15" nillable="true" ma:displayName="MediaServiceGenerationTime" ma:hidden="true" ma:internalName="MediaServiceGenerationTime" ma:readOnly="true">
+      <xsd:simpleType>
+        <xsd:restriction base="dms:Text"/>
+      </xsd:simpleType>
+    </xsd:element>
+    <xsd:element name="MediaServiceEventHashCode" ma:index="16" nillable="true" ma:displayName="MediaServiceEventHashCode" ma:hidden="true" ma:internalName="MediaServiceEventHashCode" ma:readOnly="true">
+      <xsd:simpleType>
+        <xsd:restriction base="dms:Text"/>
+      </xsd:simpleType>
+    </xsd:element>
+    <xsd:element name="MediaLengthInSeconds" ma:index="17" nillable="true" ma:displayName="MediaLengthInSeconds" ma:hidden="true" ma:internalName="MediaLengthInSeconds" ma:readOnly="true">
+      <xsd:simpleType>
+        <xsd:restriction base="dms:Unknown"/>
+      </xsd:simpleType>
+    </xsd:element>
+  </xsd:schema>
+  <xsd:schema xmlns="http://schemas.openxmlformats.org/package/2006/metadata/core-properties" xmlns:xsd="http://www.w3.org/2001/XMLSchema" xmlns:xsi="http://www.w3.org/2001/XMLSchema-instance" xmlns:dc="http://purl.org/dc/elements/1.1/" xmlns:dcterms="http://purl.org/dc/terms/" xmlns:odoc="http://schemas.microsoft.com/internal/obd" targetNamespace="http://schemas.openxmlformats.org/package/2006/metadata/core-properties" elementFormDefault="qualified" attributeFormDefault="unqualified" blockDefault="#all">
+    <xsd:import namespace="http://purl.org/dc/elements/1.1/" schemaLocation="http://dublincore.org/schemas/xmls/qdc/2003/04/02/dc.xsd"/>
+    <xsd:import namespace="http://purl.org/dc/terms/" schemaLocation="http://dublincore.org/schemas/xmls/qdc/2003/04/02/dcterms.xsd"/>
+    <xsd:element name="coreProperties" type="CT_coreProperties"/>
+    <xsd:complexType name="CT_coreProperties">
+      <xsd:all>
+        <xsd:element ref="dc:creator" minOccurs="0" maxOccurs="1"/>
+        <xsd:element ref="dcterms:created" minOccurs="0" maxOccurs="1"/>
+        <xsd:element ref="dc:identifier" minOccurs="0" maxOccurs="1"/>
+        <xsd:element name="contentType" minOccurs="0" maxOccurs="1" type="xsd:string" ma:index="0" ma:displayName="Content Type"/>
+        <xsd:element ref="dc:title" minOccurs="0" maxOccurs="1" ma:index="4" ma:displayName="Title"/>
+        <xsd:element ref="dc:subject" minOccurs="0" maxOccurs="1"/>
+        <xsd:element ref="dc:description" minOccurs="0" maxOccurs="1"/>
+        <xsd:element name="keywords" minOccurs="0" maxOccurs="1" type="xsd:string"/>
+        <xsd:element ref="dc:language" minOccurs="0" maxOccurs="1"/>
+        <xsd:element name="category" minOccurs="0" maxOccurs="1" type="xsd:string"/>
+        <xsd:element name="version" minOccurs="0" maxOccurs="1" type="xsd:string"/>
+        <xsd:element name="revision" minOccurs="0" maxOccurs="1" type="xsd:string">
+          <xsd:annotation>
+            <xsd:documentation>
+                        This value indicates the number of saves or revisions. The application is responsible for updating this value after each revision.
+                    </xsd:documentation>
+          </xsd:annotation>
+        </xsd:element>
+        <xsd:element name="lastModifiedBy" minOccurs="0" maxOccurs="1" type="xsd:string"/>
+        <xsd:element ref="dcterms:modified" minOccurs="0" maxOccurs="1"/>
+        <xsd:element name="contentStatus" minOccurs="0" maxOccurs="1" type="xsd:string"/>
+      </xsd:all>
+    </xsd:complexType>
+  </xsd:schema>
+  <xs:schema xmlns:pc="http://schemas.microsoft.com/office/infopath/2007/PartnerControls" xmlns:xs="http://www.w3.org/2001/XMLSchema" targetNamespace="http://schemas.microsoft.com/office/infopath/2007/PartnerControls" elementFormDefault="qualified" attributeFormDefault="unqualified">
+    <xs:element name="Person">
+      <xs:complexType>
+        <xs:sequence>
+          <xs:element ref="pc:DisplayName" minOccurs="0"/>
+          <xs:element ref="pc:AccountId" minOccurs="0"/>
+          <xs:element ref="pc:AccountType" minOccurs="0"/>
+        </xs:sequence>
+      </xs:complexType>
+    </xs:element>
+    <xs:element name="DisplayName" type="xs:string"/>
+    <xs:element name="AccountId" type="xs:string"/>
+    <xs:element name="AccountType" type="xs:string"/>
+    <xs:element name="BDCAssociatedEntity">
+      <xs:complexType>
+        <xs:sequence>
+          <xs:element ref="pc:BDCEntity" minOccurs="0" maxOccurs="unbounded"/>
+        </xs:sequence>
+        <xs:attribute ref="pc:EntityNamespace"/>
+        <xs:attribute ref="pc:EntityName"/>
+        <xs:attribute ref="pc:SystemInstanceName"/>
+        <xs:attribute ref="pc:AssociationName"/>
+      </xs:complexType>
+    </xs:element>
+    <xs:attribute name="EntityNamespace" type="xs:string"/>
+    <xs:attribute name="EntityName" type="xs:string"/>
+    <xs:attribute name="SystemInstanceName" type="xs:string"/>
+    <xs:attribute name="AssociationName" type="xs:string"/>
+    <xs:element name="BDCEntity">
+      <xs:complexType>
+        <xs:sequence>
+          <xs:element ref="pc:EntityDisplayName" minOccurs="0"/>
+          <xs:element ref="pc:EntityInstanceReference" minOccurs="0"/>
+          <xs:element ref="pc:EntityId1" minOccurs="0"/>
+          <xs:element ref="pc:EntityId2" minOccurs="0"/>
+          <xs:element ref="pc:EntityId3" minOccurs="0"/>
+          <xs:element ref="pc:EntityId4" minOccurs="0"/>
+          <xs:element ref="pc:EntityId5" minOccurs="0"/>
+        </xs:sequence>
+      </xs:complexType>
+    </xs:element>
+    <xs:element name="EntityDisplayName" type="xs:string"/>
+    <xs:element name="EntityInstanceReference" type="xs:string"/>
+    <xs:element name="EntityId1" type="xs:string"/>
+    <xs:element name="EntityId2" type="xs:string"/>
+    <xs:element name="EntityId3" type="xs:string"/>
+    <xs:element name="EntityId4" type="xs:string"/>
+    <xs:element name="EntityId5" type="xs:string"/>
+    <xs:element name="Terms">
+      <xs:complexType>
+        <xs:sequence>
+          <xs:element ref="pc:TermInfo" minOccurs="0" maxOccurs="unbounded"/>
+        </xs:sequence>
+      </xs:complexType>
+    </xs:element>
+    <xs:element name="TermInfo">
+      <xs:complexType>
+        <xs:sequence>
+          <xs:element ref="pc:TermName" minOccurs="0"/>
+          <xs:element ref="pc:TermId" minOccurs="0"/>
+        </xs:sequence>
+      </xs:complexType>
+    </xs:element>
+    <xs:element name="TermName" type="xs:string"/>
+    <xs:element name="TermId" type="xs:string"/>
+  </xs:schema>
+</ct:contentTypeSchema>
+</file>
+
+<file path=customXml/item3.xml><?xml version="1.0" encoding="utf-8"?>
+<p:properties xmlns:p="http://schemas.microsoft.com/office/2006/metadata/properties" xmlns:xsi="http://www.w3.org/2001/XMLSchema-instance" xmlns:pc="http://schemas.microsoft.com/office/infopath/2007/PartnerControls">
+  <documentManagement>
+    <_ip_UnifiedCompliancePolicyUIAction xmlns="http://schemas.microsoft.com/sharepoint/v3" xsi:nil="true"/>
+    <_ip_UnifiedCompliancePolicyProperties xmlns="http://schemas.microsoft.com/sharepoint/v3" xsi:nil="true"/>
+  </documentManagement>
+</p:properties>
+</file>
+
+<file path=customXml/itemProps1.xml><?xml version="1.0" encoding="utf-8"?>
+<ds:datastoreItem xmlns:ds="http://schemas.openxmlformats.org/officeDocument/2006/customXml" ds:itemID="{96D3F216-BDA0-47CD-BA7F-4F1ED4C187B9}">
+  <ds:schemaRefs>
+    <ds:schemaRef ds:uri="http://schemas.microsoft.com/sharepoint/v3/contenttype/forms"/>
+  </ds:schemaRefs>
+</ds:datastoreItem>
+</file>
+
+<file path=customXml/itemProps2.xml><?xml version="1.0" encoding="utf-8"?>
+<ds:datastoreItem xmlns:ds="http://schemas.openxmlformats.org/officeDocument/2006/customXml" ds:itemID="{16D8ED90-2379-4BE8-90DA-E17CBD221FCA}">
+  <ds:schemaRefs>
+    <ds:schemaRef ds:uri="http://schemas.microsoft.com/office/2006/metadata/contentType"/>
+    <ds:schemaRef ds:uri="http://schemas.microsoft.com/office/2006/metadata/properties/metaAttributes"/>
+    <ds:schemaRef ds:uri="http://www.w3.org/2001/XMLSchema"/>
+    <ds:schemaRef ds:uri="http://schemas.microsoft.com/office/2006/metadata/properties"/>
+    <ds:schemaRef ds:uri="http://schemas.microsoft.com/sharepoint/v3"/>
+    <ds:schemaRef ds:uri="d3abee2f-adf7-4612-a7eb-201a3a9ea577"/>
+    <ds:schemaRef ds:uri="http://schemas.microsoft.com/office/2006/documentManagement/types"/>
+    <ds:schemaRef ds:uri="http://schemas.microsoft.com/office/infopath/2007/PartnerControls"/>
+    <ds:schemaRef ds:uri="http://schemas.openxmlformats.org/package/2006/metadata/core-properties"/>
+    <ds:schemaRef ds:uri="http://purl.org/dc/elements/1.1/"/>
+    <ds:schemaRef ds:uri="http://purl.org/dc/terms/"/>
+    <ds:schemaRef ds:uri="http://schemas.microsoft.com/internal/obd"/>
+  </ds:schemaRefs>
+</ds:datastoreItem>
+</file>
+
+<file path=customXml/itemProps3.xml><?xml version="1.0" encoding="utf-8"?>
+<ds:datastoreItem xmlns:ds="http://schemas.openxmlformats.org/officeDocument/2006/customXml" ds:itemID="{A8E13047-33EE-4544-B392-1F86C3A83523}">
+  <ds:schemaRefs>
+    <ds:schemaRef ds:uri="http://schemas.microsoft.com/office/2006/metadata/properties"/>
+    <ds:schemaRef ds:uri="http://schemas.microsoft.com/office/infopath/2007/PartnerControls"/>
+    <ds:schemaRef ds:uri="http://schemas.microsoft.com/sharepoint/v3"/>
+  </ds:schemaRefs>
+</ds:datastoreItem>
+</file>
+
+<file path=docMetadata/LabelInfo.xml><?xml version="1.0" encoding="utf-8"?>
+<clbl:labelList xmlns:clbl="http://schemas.microsoft.com/office/2020/mipLabelMetadata">
+  <clbl:label id="{87867195-f2b8-4ac2-b0b6-6bb73cb33afc}" enabled="1" method="Privileged" siteId="{72f988bf-86f1-41af-91ab-2d7cd011db47}" contentBits="0" removed="0"/>
+</clbl:labelList>
 </file>